--- a/Documentacion/7_Mantenimiento/Plan de mantenimiento - Guía de instalación paso a paso - Grupo F.docx
+++ b/Documentacion/7_Mantenimiento/Plan de mantenimiento - Guía de instalación paso a paso - Grupo F.docx
@@ -398,21 +398,7 @@
               <w:rPr>
                 <w:rFonts w:ascii="Times New Roman" w:hAnsi="Times New Roman" w:cs="Times New Roman"/>
               </w:rPr>
-              <w:t xml:space="preserve">Castillo </w:t>
-            </w:r>
-            <w:proofErr w:type="spellStart"/>
-            <w:r>
-              <w:rPr>
-                <w:rFonts w:ascii="Times New Roman" w:hAnsi="Times New Roman" w:cs="Times New Roman"/>
-              </w:rPr>
-              <w:t>Merejildo</w:t>
-            </w:r>
-            <w:proofErr w:type="spellEnd"/>
-            <w:r>
-              <w:rPr>
-                <w:rFonts w:ascii="Times New Roman" w:hAnsi="Times New Roman" w:cs="Times New Roman"/>
-              </w:rPr>
-              <w:t xml:space="preserve"> Joshúa Javier.</w:t>
+              <w:t>Castillo Merejildo Joshúa Javier.</w:t>
             </w:r>
           </w:p>
           <w:p>
@@ -10053,43 +10039,23 @@
           <w:bCs/>
           <w:lang w:eastAsia="es-ES"/>
         </w:rPr>
-        <w:t xml:space="preserve">PASO 10: Instalar dependencias del </w:t>
-      </w:r>
-      <w:proofErr w:type="spellStart"/>
-      <w:r>
-        <w:rPr>
-          <w:rFonts w:ascii="Times New Roman" w:hAnsi="Times New Roman" w:cs="Times New Roman"/>
-          <w:b/>
-          <w:bCs/>
-          <w:lang w:eastAsia="es-ES"/>
-        </w:rPr>
-        <w:t>backend</w:t>
-      </w:r>
-      <w:proofErr w:type="spellEnd"/>
-    </w:p>
-    <w:p>
-      <w:pPr>
-        <w:rPr>
-          <w:rFonts w:ascii="Times New Roman" w:hAnsi="Times New Roman" w:cs="Times New Roman"/>
-          <w:lang w:eastAsia="es-ES"/>
-        </w:rPr>
-      </w:pPr>
-      <w:r>
-        <w:rPr>
-          <w:rFonts w:ascii="Times New Roman" w:hAnsi="Times New Roman" w:cs="Times New Roman"/>
-          <w:lang w:eastAsia="es-ES"/>
-        </w:rPr>
-        <w:t xml:space="preserve"># Ir al directorio del </w:t>
-      </w:r>
-      <w:proofErr w:type="spellStart"/>
-      <w:r>
-        <w:rPr>
-          <w:rFonts w:ascii="Times New Roman" w:hAnsi="Times New Roman" w:cs="Times New Roman"/>
-          <w:lang w:eastAsia="es-ES"/>
-        </w:rPr>
-        <w:t>backend</w:t>
-      </w:r>
-      <w:proofErr w:type="spellEnd"/>
+        <w:t>PASO 10: Instalar dependencias del backend</w:t>
+      </w:r>
+    </w:p>
+    <w:p>
+      <w:pPr>
+        <w:rPr>
+          <w:rFonts w:ascii="Times New Roman" w:hAnsi="Times New Roman" w:cs="Times New Roman"/>
+          <w:lang w:eastAsia="es-ES"/>
+        </w:rPr>
+      </w:pPr>
+      <w:r>
+        <w:rPr>
+          <w:rFonts w:ascii="Times New Roman" w:hAnsi="Times New Roman" w:cs="Times New Roman"/>
+          <w:lang w:eastAsia="es-ES"/>
+        </w:rPr>
+        <w:t># Ir al directorio del backend</w:t>
+      </w:r>
     </w:p>
     <w:p>
       <w:pPr>
@@ -10922,17 +10888,8 @@
           <w:rFonts w:ascii="Times New Roman" w:hAnsi="Times New Roman" w:cs="Times New Roman"/>
           <w:lang w:eastAsia="es-ES"/>
         </w:rPr>
-        <w:t xml:space="preserve">CONFIGURAR EL ARCHIVO </w:t>
-      </w:r>
-      <w:proofErr w:type="spellStart"/>
-      <w:r>
-        <w:rPr>
-          <w:rFonts w:ascii="Times New Roman" w:hAnsi="Times New Roman" w:cs="Times New Roman"/>
-          <w:lang w:eastAsia="es-ES"/>
-        </w:rPr>
-        <w:t>backend</w:t>
-      </w:r>
-      <w:proofErr w:type="spellEnd"/>
+        <w:t>CONFIGURAR EL ARCHIVO backend</w:t>
+      </w:r>
       <w:proofErr w:type="gramStart"/>
       <w:r>
         <w:rPr>
@@ -14956,19 +14913,8 @@
           <w:bCs/>
           <w:lang w:eastAsia="es-ES"/>
         </w:rPr>
-        <w:t xml:space="preserve">PASO 14: Ejecutar el </w:t>
-      </w:r>
-      <w:proofErr w:type="spellStart"/>
-      <w:r>
-        <w:rPr>
-          <w:rFonts w:ascii="Times New Roman" w:hAnsi="Times New Roman" w:cs="Times New Roman"/>
-          <w:b/>
-          <w:bCs/>
-          <w:lang w:eastAsia="es-ES"/>
-        </w:rPr>
-        <w:t>backend</w:t>
-      </w:r>
-      <w:proofErr w:type="spellEnd"/>
+        <w:t>PASO 14: Ejecutar el backend</w:t>
+      </w:r>
     </w:p>
     <w:p>
       <w:pPr>
@@ -15480,21 +15426,12 @@
           <w:lang w:eastAsia="es-ES"/>
         </w:rPr>
       </w:pPr>
-      <w:proofErr w:type="spellStart"/>
-      <w:r>
-        <w:rPr>
-          <w:rFonts w:ascii="Times New Roman" w:hAnsi="Times New Roman" w:cs="Times New Roman"/>
-          <w:lang w:eastAsia="es-ES"/>
-        </w:rPr>
-        <w:t>Backend</w:t>
-      </w:r>
-      <w:proofErr w:type="spellEnd"/>
-      <w:r>
-        <w:rPr>
-          <w:rFonts w:ascii="Times New Roman" w:hAnsi="Times New Roman" w:cs="Times New Roman"/>
-          <w:lang w:eastAsia="es-ES"/>
-        </w:rPr>
-        <w:t xml:space="preserve"> API: http://localhost:8000/health</w:t>
+      <w:r>
+        <w:rPr>
+          <w:rFonts w:ascii="Times New Roman" w:hAnsi="Times New Roman" w:cs="Times New Roman"/>
+          <w:lang w:eastAsia="es-ES"/>
+        </w:rPr>
+        <w:t>Backend API: http://localhost:8000/health</w:t>
       </w:r>
     </w:p>
     <w:p>
@@ -15594,23 +15531,7 @@
           <w:rFonts w:ascii="Times New Roman" w:hAnsi="Times New Roman" w:cs="Times New Roman"/>
           <w:lang w:eastAsia="es-ES"/>
         </w:rPr>
-        <w:t xml:space="preserve">Por defecto no se crean usuarios predeterminados de manera automática por lo que sí desea puede usar los que se encuentran en </w:t>
-      </w:r>
-      <w:proofErr w:type="spellStart"/>
-      <w:r>
-        <w:rPr>
-          <w:rFonts w:ascii="Times New Roman" w:hAnsi="Times New Roman" w:cs="Times New Roman"/>
-          <w:lang w:eastAsia="es-ES"/>
-        </w:rPr>
-        <w:t>backend</w:t>
-      </w:r>
-      <w:proofErr w:type="spellEnd"/>
-      <w:r>
-        <w:rPr>
-          <w:rFonts w:ascii="Times New Roman" w:hAnsi="Times New Roman" w:cs="Times New Roman"/>
-          <w:lang w:eastAsia="es-ES"/>
-        </w:rPr>
-        <w:t>\Script\insertar-usuarios-</w:t>
+        <w:t>Por defecto no se crean usuarios predeterminados de manera automática por lo que sí desea puede usar los que se encuentran en backend\Script\insertar-usuarios-</w:t>
       </w:r>
       <w:proofErr w:type="spellStart"/>
       <w:r>
@@ -15688,14 +15609,13 @@
     </w:p>
     <w:p>
       <w:pPr>
-        <w:rPr>
-          <w:rFonts w:ascii="Times New Roman" w:hAnsi="Times New Roman" w:cs="Times New Roman"/>
-          <w:lang w:eastAsia="es-ES"/>
-        </w:rPr>
-      </w:pPr>
-      <w:r>
-        <w:rPr>
-          <w:rFonts w:ascii="Times New Roman" w:hAnsi="Times New Roman" w:cs="Times New Roman"/>
+        <w:pStyle w:val="Sinespaciado"/>
+        <w:rPr>
+          <w:lang w:eastAsia="es-ES"/>
+        </w:rPr>
+      </w:pPr>
+      <w:r>
+        <w:rPr>
           <w:lang w:eastAsia="es-ES"/>
         </w:rPr>
         <w:t xml:space="preserve">Use su terminal de Windows para ejecutarlo manualmente </w:t>
@@ -15703,7 +15623,6 @@
       <w:proofErr w:type="spellStart"/>
       <w:r>
         <w:rPr>
-          <w:rFonts w:ascii="Times New Roman" w:hAnsi="Times New Roman" w:cs="Times New Roman"/>
           <w:lang w:eastAsia="es-ES"/>
         </w:rPr>
         <w:t>php</w:t>
@@ -15711,7 +15630,6 @@
       <w:proofErr w:type="spellEnd"/>
       <w:r>
         <w:rPr>
-          <w:rFonts w:ascii="Times New Roman" w:hAnsi="Times New Roman" w:cs="Times New Roman"/>
           <w:lang w:eastAsia="es-ES"/>
         </w:rPr>
         <w:t xml:space="preserve"> insertar-usuarios-</w:t>
@@ -15719,7 +15637,6 @@
       <w:proofErr w:type="spellStart"/>
       <w:r>
         <w:rPr>
-          <w:rFonts w:ascii="Times New Roman" w:hAnsi="Times New Roman" w:cs="Times New Roman"/>
           <w:lang w:eastAsia="es-ES"/>
         </w:rPr>
         <w:t>iniciales.php</w:t>
@@ -15727,7 +15644,6 @@
       <w:proofErr w:type="spellEnd"/>
       <w:r>
         <w:rPr>
-          <w:rFonts w:ascii="Times New Roman" w:hAnsi="Times New Roman" w:cs="Times New Roman"/>
           <w:lang w:eastAsia="es-ES"/>
         </w:rPr>
         <w:t xml:space="preserve">, mientras el </w:t>
@@ -15744,7 +15660,6 @@
       </w:hyperlink>
       <w:r>
         <w:rPr>
-          <w:rFonts w:ascii="Times New Roman" w:hAnsi="Times New Roman" w:cs="Times New Roman"/>
           <w:lang w:eastAsia="es-ES"/>
         </w:rPr>
         <w:t xml:space="preserve"> aún esté activo.</w:t>
@@ -15893,7 +15808,6 @@
                 <w:szCs w:val="23"/>
                 <w:lang w:eastAsia="es-ES"/>
               </w:rPr>
-              <w:lastRenderedPageBreak/>
               <w:t>Administrador</w:t>
             </w:r>
           </w:p>
@@ -15977,6 +15891,7 @@
                 <w:szCs w:val="23"/>
                 <w:lang w:eastAsia="es-ES"/>
               </w:rPr>
+              <w:lastRenderedPageBreak/>
               <w:t>Contabilidad</w:t>
             </w:r>
           </w:p>
@@ -16643,15 +16558,15 @@
           <w:rFonts w:ascii="Times New Roman" w:hAnsi="Times New Roman" w:cs="Times New Roman"/>
           <w:lang w:eastAsia="es-ES"/>
         </w:rPr>
-        <w:t xml:space="preserve">Si el archivo no está creado, crear archivo </w:t>
-      </w:r>
-      <w:proofErr w:type="spellStart"/>
-      <w:r>
-        <w:rPr>
-          <w:rFonts w:ascii="Times New Roman" w:hAnsi="Times New Roman" w:cs="Times New Roman"/>
-          <w:lang w:eastAsia="es-ES"/>
-        </w:rPr>
-        <w:t>backend</w:t>
+        <w:t>Si el archivo no está creado, crear archivo backend/</w:t>
+      </w:r>
+      <w:proofErr w:type="spellStart"/>
+      <w:r>
+        <w:rPr>
+          <w:rFonts w:ascii="Times New Roman" w:hAnsi="Times New Roman" w:cs="Times New Roman"/>
+          <w:lang w:eastAsia="es-ES"/>
+        </w:rPr>
+        <w:t>Swagger</w:t>
       </w:r>
       <w:proofErr w:type="spellEnd"/>
       <w:r>
@@ -16667,83 +16582,166 @@
           <w:rFonts w:ascii="Times New Roman" w:hAnsi="Times New Roman" w:cs="Times New Roman"/>
           <w:lang w:eastAsia="es-ES"/>
         </w:rPr>
+        <w:t>SwaggerConfig.php</w:t>
+      </w:r>
+      <w:proofErr w:type="spellEnd"/>
+      <w:r>
+        <w:rPr>
+          <w:rFonts w:ascii="Times New Roman" w:hAnsi="Times New Roman" w:cs="Times New Roman"/>
+          <w:lang w:eastAsia="es-ES"/>
+        </w:rPr>
+        <w:t>:</w:t>
+      </w:r>
+    </w:p>
+    <w:p>
+      <w:pPr>
+        <w:rPr>
+          <w:rFonts w:ascii="Times New Roman" w:eastAsia="Times New Roman" w:hAnsi="Times New Roman" w:cs="Times New Roman"/>
+          <w:sz w:val="24"/>
+          <w:szCs w:val="20"/>
+          <w:lang w:eastAsia="es-ES"/>
+        </w:rPr>
+      </w:pPr>
+      <w:r>
+        <w:rPr>
+          <w:rFonts w:ascii="Times New Roman" w:eastAsia="Times New Roman" w:hAnsi="Times New Roman" w:cs="Times New Roman"/>
+          <w:sz w:val="24"/>
+          <w:szCs w:val="20"/>
+          <w:lang w:eastAsia="es-ES"/>
+        </w:rPr>
+        <w:t>&lt;?</w:t>
+      </w:r>
+      <w:proofErr w:type="spellStart"/>
+      <w:r>
+        <w:rPr>
+          <w:rFonts w:ascii="Times New Roman" w:eastAsia="Times New Roman" w:hAnsi="Times New Roman" w:cs="Times New Roman"/>
+          <w:sz w:val="24"/>
+          <w:szCs w:val="20"/>
+          <w:lang w:eastAsia="es-ES"/>
+        </w:rPr>
+        <w:t>php</w:t>
+      </w:r>
+      <w:proofErr w:type="spellEnd"/>
+    </w:p>
+    <w:p>
+      <w:pPr>
+        <w:rPr>
+          <w:rFonts w:ascii="Times New Roman" w:eastAsia="Times New Roman" w:hAnsi="Times New Roman" w:cs="Times New Roman"/>
+          <w:sz w:val="24"/>
+          <w:szCs w:val="20"/>
+          <w:lang w:eastAsia="es-ES"/>
+        </w:rPr>
+      </w:pPr>
+    </w:p>
+    <w:p>
+      <w:pPr>
+        <w:rPr>
+          <w:rFonts w:ascii="Times New Roman" w:eastAsia="Times New Roman" w:hAnsi="Times New Roman" w:cs="Times New Roman"/>
+          <w:sz w:val="24"/>
+          <w:szCs w:val="20"/>
+          <w:lang w:eastAsia="es-ES"/>
+        </w:rPr>
+      </w:pPr>
+      <w:proofErr w:type="spellStart"/>
+      <w:r>
+        <w:rPr>
+          <w:rFonts w:ascii="Times New Roman" w:eastAsia="Times New Roman" w:hAnsi="Times New Roman" w:cs="Times New Roman"/>
+          <w:sz w:val="24"/>
+          <w:szCs w:val="20"/>
+          <w:lang w:eastAsia="es-ES"/>
+        </w:rPr>
+        <w:t>namespace</w:t>
+      </w:r>
+      <w:proofErr w:type="spellEnd"/>
+      <w:r>
+        <w:rPr>
+          <w:rFonts w:ascii="Times New Roman" w:eastAsia="Times New Roman" w:hAnsi="Times New Roman" w:cs="Times New Roman"/>
+          <w:sz w:val="24"/>
+          <w:szCs w:val="20"/>
+          <w:lang w:eastAsia="es-ES"/>
+        </w:rPr>
+        <w:t xml:space="preserve"> </w:t>
+      </w:r>
+      <w:proofErr w:type="spellStart"/>
+      <w:r>
+        <w:rPr>
+          <w:rFonts w:ascii="Times New Roman" w:eastAsia="Times New Roman" w:hAnsi="Times New Roman" w:cs="Times New Roman"/>
+          <w:sz w:val="24"/>
+          <w:szCs w:val="20"/>
+          <w:lang w:eastAsia="es-ES"/>
+        </w:rPr>
+        <w:t>maquinas_recreativas</w:t>
+      </w:r>
+      <w:proofErr w:type="spellEnd"/>
+      <w:r>
+        <w:rPr>
+          <w:rFonts w:ascii="Times New Roman" w:eastAsia="Times New Roman" w:hAnsi="Times New Roman" w:cs="Times New Roman"/>
+          <w:sz w:val="24"/>
+          <w:szCs w:val="20"/>
+          <w:lang w:eastAsia="es-ES"/>
+        </w:rPr>
+        <w:t>\</w:t>
+      </w:r>
+      <w:proofErr w:type="spellStart"/>
+      <w:r>
+        <w:rPr>
+          <w:rFonts w:ascii="Times New Roman" w:eastAsia="Times New Roman" w:hAnsi="Times New Roman" w:cs="Times New Roman"/>
+          <w:sz w:val="24"/>
+          <w:szCs w:val="20"/>
+          <w:lang w:eastAsia="es-ES"/>
+        </w:rPr>
         <w:t>Swagger</w:t>
       </w:r>
       <w:proofErr w:type="spellEnd"/>
       <w:r>
         <w:rPr>
-          <w:rFonts w:ascii="Times New Roman" w:hAnsi="Times New Roman" w:cs="Times New Roman"/>
-          <w:lang w:eastAsia="es-ES"/>
-        </w:rPr>
-        <w:t>/</w:t>
-      </w:r>
-      <w:proofErr w:type="spellStart"/>
-      <w:r>
-        <w:rPr>
-          <w:rFonts w:ascii="Times New Roman" w:hAnsi="Times New Roman" w:cs="Times New Roman"/>
-          <w:lang w:eastAsia="es-ES"/>
-        </w:rPr>
-        <w:t>SwaggerConfig.php</w:t>
-      </w:r>
-      <w:proofErr w:type="spellEnd"/>
-      <w:r>
-        <w:rPr>
-          <w:rFonts w:ascii="Times New Roman" w:hAnsi="Times New Roman" w:cs="Times New Roman"/>
-          <w:lang w:eastAsia="es-ES"/>
-        </w:rPr>
-        <w:t>:</w:t>
-      </w:r>
-    </w:p>
-    <w:p>
-      <w:pPr>
-        <w:rPr>
           <w:rFonts w:ascii="Times New Roman" w:eastAsia="Times New Roman" w:hAnsi="Times New Roman" w:cs="Times New Roman"/>
           <w:sz w:val="24"/>
           <w:szCs w:val="20"/>
           <w:lang w:eastAsia="es-ES"/>
         </w:rPr>
-      </w:pPr>
-      <w:r>
+        <w:t>;</w:t>
+      </w:r>
+    </w:p>
+    <w:p>
+      <w:pPr>
         <w:rPr>
           <w:rFonts w:ascii="Times New Roman" w:eastAsia="Times New Roman" w:hAnsi="Times New Roman" w:cs="Times New Roman"/>
           <w:sz w:val="24"/>
           <w:szCs w:val="20"/>
           <w:lang w:eastAsia="es-ES"/>
         </w:rPr>
-        <w:t>&lt;?</w:t>
-      </w:r>
-      <w:proofErr w:type="spellStart"/>
-      <w:r>
+      </w:pPr>
+    </w:p>
+    <w:p>
+      <w:pPr>
         <w:rPr>
           <w:rFonts w:ascii="Times New Roman" w:eastAsia="Times New Roman" w:hAnsi="Times New Roman" w:cs="Times New Roman"/>
           <w:sz w:val="24"/>
           <w:szCs w:val="20"/>
           <w:lang w:eastAsia="es-ES"/>
         </w:rPr>
-        <w:t>php</w:t>
-      </w:r>
-      <w:proofErr w:type="spellEnd"/>
-    </w:p>
-    <w:p>
-      <w:pPr>
+      </w:pPr>
+      <w:r>
         <w:rPr>
           <w:rFonts w:ascii="Times New Roman" w:eastAsia="Times New Roman" w:hAnsi="Times New Roman" w:cs="Times New Roman"/>
           <w:sz w:val="24"/>
           <w:szCs w:val="20"/>
           <w:lang w:eastAsia="es-ES"/>
         </w:rPr>
-      </w:pPr>
-    </w:p>
-    <w:p>
-      <w:pPr>
+        <w:t xml:space="preserve">use </w:t>
+      </w:r>
+      <w:proofErr w:type="spellStart"/>
+      <w:r>
         <w:rPr>
           <w:rFonts w:ascii="Times New Roman" w:eastAsia="Times New Roman" w:hAnsi="Times New Roman" w:cs="Times New Roman"/>
           <w:sz w:val="24"/>
           <w:szCs w:val="20"/>
           <w:lang w:eastAsia="es-ES"/>
         </w:rPr>
-      </w:pPr>
-      <w:proofErr w:type="spellStart"/>
+        <w:t>OpenApi</w:t>
+      </w:r>
+      <w:proofErr w:type="spellEnd"/>
       <w:r>
         <w:rPr>
           <w:rFonts w:ascii="Times New Roman" w:eastAsia="Times New Roman" w:hAnsi="Times New Roman" w:cs="Times New Roman"/>
@@ -16751,9 +16749,9 @@
           <w:szCs w:val="20"/>
           <w:lang w:eastAsia="es-ES"/>
         </w:rPr>
-        <w:t>namespace</w:t>
-      </w:r>
-      <w:proofErr w:type="spellEnd"/>
+        <w:t>\</w:t>
+      </w:r>
+      <w:proofErr w:type="spellStart"/>
       <w:r>
         <w:rPr>
           <w:rFonts w:ascii="Times New Roman" w:eastAsia="Times New Roman" w:hAnsi="Times New Roman" w:cs="Times New Roman"/>
@@ -16761,9 +16759,9 @@
           <w:szCs w:val="20"/>
           <w:lang w:eastAsia="es-ES"/>
         </w:rPr>
-        <w:t xml:space="preserve"> </w:t>
-      </w:r>
-      <w:proofErr w:type="spellStart"/>
+        <w:t>Attributes</w:t>
+      </w:r>
+      <w:proofErr w:type="spellEnd"/>
       <w:r>
         <w:rPr>
           <w:rFonts w:ascii="Times New Roman" w:eastAsia="Times New Roman" w:hAnsi="Times New Roman" w:cs="Times New Roman"/>
@@ -16771,29 +16769,29 @@
           <w:szCs w:val="20"/>
           <w:lang w:eastAsia="es-ES"/>
         </w:rPr>
-        <w:t>maquinas_recreativas</w:t>
-      </w:r>
-      <w:proofErr w:type="spellEnd"/>
-      <w:r>
+        <w:t xml:space="preserve"> as OA;</w:t>
+      </w:r>
+    </w:p>
+    <w:p>
+      <w:pPr>
         <w:rPr>
           <w:rFonts w:ascii="Times New Roman" w:eastAsia="Times New Roman" w:hAnsi="Times New Roman" w:cs="Times New Roman"/>
           <w:sz w:val="24"/>
           <w:szCs w:val="20"/>
           <w:lang w:eastAsia="es-ES"/>
         </w:rPr>
-        <w:t>\</w:t>
-      </w:r>
-      <w:proofErr w:type="spellStart"/>
-      <w:r>
+      </w:pPr>
+    </w:p>
+    <w:p>
+      <w:pPr>
         <w:rPr>
           <w:rFonts w:ascii="Times New Roman" w:eastAsia="Times New Roman" w:hAnsi="Times New Roman" w:cs="Times New Roman"/>
           <w:sz w:val="24"/>
           <w:szCs w:val="20"/>
           <w:lang w:eastAsia="es-ES"/>
         </w:rPr>
-        <w:t>Swagger</w:t>
-      </w:r>
-      <w:proofErr w:type="spellEnd"/>
+      </w:pPr>
+      <w:proofErr w:type="gramStart"/>
       <w:r>
         <w:rPr>
           <w:rFonts w:ascii="Times New Roman" w:eastAsia="Times New Roman" w:hAnsi="Times New Roman" w:cs="Times New Roman"/>
@@ -16801,18 +16799,18 @@
           <w:szCs w:val="20"/>
           <w:lang w:eastAsia="es-ES"/>
         </w:rPr>
-        <w:t>;</w:t>
-      </w:r>
-    </w:p>
-    <w:p>
-      <w:pPr>
+        <w:t>#[</w:t>
+      </w:r>
+      <w:proofErr w:type="gramEnd"/>
+      <w:r>
         <w:rPr>
           <w:rFonts w:ascii="Times New Roman" w:eastAsia="Times New Roman" w:hAnsi="Times New Roman" w:cs="Times New Roman"/>
           <w:sz w:val="24"/>
           <w:szCs w:val="20"/>
           <w:lang w:eastAsia="es-ES"/>
         </w:rPr>
-      </w:pPr>
+        <w:t>OA\Info(</w:t>
+      </w:r>
     </w:p>
     <w:p>
       <w:pPr>
@@ -16830,7 +16828,7 @@
           <w:szCs w:val="20"/>
           <w:lang w:eastAsia="es-ES"/>
         </w:rPr>
-        <w:t xml:space="preserve">use </w:t>
+        <w:t xml:space="preserve">    </w:t>
       </w:r>
       <w:proofErr w:type="spellStart"/>
       <w:r>
@@ -16840,7 +16838,7 @@
           <w:szCs w:val="20"/>
           <w:lang w:eastAsia="es-ES"/>
         </w:rPr>
-        <w:t>OpenApi</w:t>
+        <w:t>title</w:t>
       </w:r>
       <w:proofErr w:type="spellEnd"/>
       <w:r>
@@ -16850,7 +16848,7 @@
           <w:szCs w:val="20"/>
           <w:lang w:eastAsia="es-ES"/>
         </w:rPr>
-        <w:t>\</w:t>
+        <w:t xml:space="preserve">: "API </w:t>
       </w:r>
       <w:proofErr w:type="spellStart"/>
       <w:r>
@@ -16860,7 +16858,7 @@
           <w:szCs w:val="20"/>
           <w:lang w:eastAsia="es-ES"/>
         </w:rPr>
-        <w:t>Attributes</w:t>
+        <w:t>Maquinas</w:t>
       </w:r>
       <w:proofErr w:type="spellEnd"/>
       <w:r>
@@ -16870,7 +16868,7 @@
           <w:szCs w:val="20"/>
           <w:lang w:eastAsia="es-ES"/>
         </w:rPr>
-        <w:t xml:space="preserve"> as OA;</w:t>
+        <w:t xml:space="preserve"> Recreativas",</w:t>
       </w:r>
     </w:p>
     <w:p>
@@ -16882,15 +16880,122 @@
           <w:lang w:eastAsia="es-ES"/>
         </w:rPr>
       </w:pPr>
-    </w:p>
-    <w:p>
-      <w:pPr>
+      <w:r>
         <w:rPr>
           <w:rFonts w:ascii="Times New Roman" w:eastAsia="Times New Roman" w:hAnsi="Times New Roman" w:cs="Times New Roman"/>
           <w:sz w:val="24"/>
           <w:szCs w:val="20"/>
           <w:lang w:eastAsia="es-ES"/>
         </w:rPr>
+        <w:t xml:space="preserve">    </w:t>
+      </w:r>
+      <w:proofErr w:type="spellStart"/>
+      <w:r>
+        <w:rPr>
+          <w:rFonts w:ascii="Times New Roman" w:eastAsia="Times New Roman" w:hAnsi="Times New Roman" w:cs="Times New Roman"/>
+          <w:sz w:val="24"/>
+          <w:szCs w:val="20"/>
+          <w:lang w:eastAsia="es-ES"/>
+        </w:rPr>
+        <w:t>version</w:t>
+      </w:r>
+      <w:proofErr w:type="spellEnd"/>
+      <w:r>
+        <w:rPr>
+          <w:rFonts w:ascii="Times New Roman" w:eastAsia="Times New Roman" w:hAnsi="Times New Roman" w:cs="Times New Roman"/>
+          <w:sz w:val="24"/>
+          <w:szCs w:val="20"/>
+          <w:lang w:eastAsia="es-ES"/>
+        </w:rPr>
+        <w:t>: "1.0.0",</w:t>
+      </w:r>
+    </w:p>
+    <w:p>
+      <w:pPr>
+        <w:rPr>
+          <w:rFonts w:ascii="Times New Roman" w:eastAsia="Times New Roman" w:hAnsi="Times New Roman" w:cs="Times New Roman"/>
+          <w:sz w:val="24"/>
+          <w:szCs w:val="20"/>
+          <w:lang w:eastAsia="es-ES"/>
+        </w:rPr>
+      </w:pPr>
+      <w:r>
+        <w:rPr>
+          <w:rFonts w:ascii="Times New Roman" w:eastAsia="Times New Roman" w:hAnsi="Times New Roman" w:cs="Times New Roman"/>
+          <w:sz w:val="24"/>
+          <w:szCs w:val="20"/>
+          <w:lang w:eastAsia="es-ES"/>
+        </w:rPr>
+        <w:t xml:space="preserve">    </w:t>
+      </w:r>
+      <w:proofErr w:type="spellStart"/>
+      <w:r>
+        <w:rPr>
+          <w:rFonts w:ascii="Times New Roman" w:eastAsia="Times New Roman" w:hAnsi="Times New Roman" w:cs="Times New Roman"/>
+          <w:sz w:val="24"/>
+          <w:szCs w:val="20"/>
+          <w:lang w:eastAsia="es-ES"/>
+        </w:rPr>
+        <w:t>description</w:t>
+      </w:r>
+      <w:proofErr w:type="spellEnd"/>
+      <w:r>
+        <w:rPr>
+          <w:rFonts w:ascii="Times New Roman" w:eastAsia="Times New Roman" w:hAnsi="Times New Roman" w:cs="Times New Roman"/>
+          <w:sz w:val="24"/>
+          <w:szCs w:val="20"/>
+          <w:lang w:eastAsia="es-ES"/>
+        </w:rPr>
+        <w:t>: "</w:t>
+      </w:r>
+      <w:proofErr w:type="spellStart"/>
+      <w:r>
+        <w:rPr>
+          <w:rFonts w:ascii="Times New Roman" w:eastAsia="Times New Roman" w:hAnsi="Times New Roman" w:cs="Times New Roman"/>
+          <w:sz w:val="24"/>
+          <w:szCs w:val="20"/>
+          <w:lang w:eastAsia="es-ES"/>
+        </w:rPr>
+        <w:t>Documentacion</w:t>
+      </w:r>
+      <w:proofErr w:type="spellEnd"/>
+      <w:r>
+        <w:rPr>
+          <w:rFonts w:ascii="Times New Roman" w:eastAsia="Times New Roman" w:hAnsi="Times New Roman" w:cs="Times New Roman"/>
+          <w:sz w:val="24"/>
+          <w:szCs w:val="20"/>
+          <w:lang w:eastAsia="es-ES"/>
+        </w:rPr>
+        <w:t xml:space="preserve"> de la API"</w:t>
+      </w:r>
+    </w:p>
+    <w:p>
+      <w:pPr>
+        <w:rPr>
+          <w:rFonts w:ascii="Times New Roman" w:eastAsia="Times New Roman" w:hAnsi="Times New Roman" w:cs="Times New Roman"/>
+          <w:sz w:val="24"/>
+          <w:szCs w:val="20"/>
+          <w:lang w:eastAsia="es-ES"/>
+        </w:rPr>
+      </w:pPr>
+      <w:r>
+        <w:rPr>
+          <w:rFonts w:ascii="Times New Roman" w:eastAsia="Times New Roman" w:hAnsi="Times New Roman" w:cs="Times New Roman"/>
+          <w:sz w:val="24"/>
+          <w:szCs w:val="20"/>
+          <w:lang w:eastAsia="es-ES"/>
+        </w:rPr>
+        <w:t>)]</w:t>
+      </w:r>
+    </w:p>
+    <w:p>
+      <w:pPr>
+        <w:rPr>
+          <w:rFonts w:ascii="Times New Roman" w:eastAsia="Times New Roman" w:hAnsi="Times New Roman" w:cs="Times New Roman"/>
+          <w:sz w:val="24"/>
+          <w:szCs w:val="20"/>
+          <w:lang w:eastAsia="es-ES"/>
+        </w:rPr>
       </w:pPr>
       <w:proofErr w:type="gramStart"/>
       <w:r>
@@ -16910,7 +17015,7 @@
           <w:szCs w:val="20"/>
           <w:lang w:eastAsia="es-ES"/>
         </w:rPr>
-        <w:t>OA\Info(</w:t>
+        <w:t>OA\Server(</w:t>
       </w:r>
     </w:p>
     <w:p>
@@ -16929,6 +17034,45 @@
           <w:szCs w:val="20"/>
           <w:lang w:eastAsia="es-ES"/>
         </w:rPr>
+        <w:t xml:space="preserve">    url: "http://localhost/maquinas-recreativas/backend/</w:t>
+      </w:r>
+      <w:proofErr w:type="spellStart"/>
+      <w:r>
+        <w:rPr>
+          <w:rFonts w:ascii="Times New Roman" w:eastAsia="Times New Roman" w:hAnsi="Times New Roman" w:cs="Times New Roman"/>
+          <w:sz w:val="24"/>
+          <w:szCs w:val="20"/>
+          <w:lang w:eastAsia="es-ES"/>
+        </w:rPr>
+        <w:t>public</w:t>
+      </w:r>
+      <w:proofErr w:type="spellEnd"/>
+      <w:r>
+        <w:rPr>
+          <w:rFonts w:ascii="Times New Roman" w:eastAsia="Times New Roman" w:hAnsi="Times New Roman" w:cs="Times New Roman"/>
+          <w:sz w:val="24"/>
+          <w:szCs w:val="20"/>
+          <w:lang w:eastAsia="es-ES"/>
+        </w:rPr>
+        <w:t>",</w:t>
+      </w:r>
+    </w:p>
+    <w:p>
+      <w:pPr>
+        <w:rPr>
+          <w:rFonts w:ascii="Times New Roman" w:eastAsia="Times New Roman" w:hAnsi="Times New Roman" w:cs="Times New Roman"/>
+          <w:sz w:val="24"/>
+          <w:szCs w:val="20"/>
+          <w:lang w:eastAsia="es-ES"/>
+        </w:rPr>
+      </w:pPr>
+      <w:r>
+        <w:rPr>
+          <w:rFonts w:ascii="Times New Roman" w:eastAsia="Times New Roman" w:hAnsi="Times New Roman" w:cs="Times New Roman"/>
+          <w:sz w:val="24"/>
+          <w:szCs w:val="20"/>
+          <w:lang w:eastAsia="es-ES"/>
+        </w:rPr>
         <w:t xml:space="preserve">    </w:t>
       </w:r>
       <w:proofErr w:type="spellStart"/>
@@ -16939,7 +17083,7 @@
           <w:szCs w:val="20"/>
           <w:lang w:eastAsia="es-ES"/>
         </w:rPr>
-        <w:t>title</w:t>
+        <w:t>description</w:t>
       </w:r>
       <w:proofErr w:type="spellEnd"/>
       <w:r>
@@ -16949,19 +17093,18 @@
           <w:szCs w:val="20"/>
           <w:lang w:eastAsia="es-ES"/>
         </w:rPr>
-        <w:t xml:space="preserve">: "API </w:t>
-      </w:r>
-      <w:proofErr w:type="spellStart"/>
-      <w:r>
+        <w:t>: "Servidor local"</w:t>
+      </w:r>
+    </w:p>
+    <w:p>
+      <w:pPr>
         <w:rPr>
           <w:rFonts w:ascii="Times New Roman" w:eastAsia="Times New Roman" w:hAnsi="Times New Roman" w:cs="Times New Roman"/>
           <w:sz w:val="24"/>
           <w:szCs w:val="20"/>
           <w:lang w:eastAsia="es-ES"/>
         </w:rPr>
-        <w:t>Maquinas</w:t>
-      </w:r>
-      <w:proofErr w:type="spellEnd"/>
+      </w:pPr>
       <w:r>
         <w:rPr>
           <w:rFonts w:ascii="Times New Roman" w:eastAsia="Times New Roman" w:hAnsi="Times New Roman" w:cs="Times New Roman"/>
@@ -16969,7 +17112,7 @@
           <w:szCs w:val="20"/>
           <w:lang w:eastAsia="es-ES"/>
         </w:rPr>
-        <w:t xml:space="preserve"> Recreativas",</w:t>
+        <w:t>)]</w:t>
       </w:r>
     </w:p>
     <w:p>
@@ -16981,6 +17124,7 @@
           <w:lang w:eastAsia="es-ES"/>
         </w:rPr>
       </w:pPr>
+      <w:proofErr w:type="spellStart"/>
       <w:r>
         <w:rPr>
           <w:rFonts w:ascii="Times New Roman" w:eastAsia="Times New Roman" w:hAnsi="Times New Roman" w:cs="Times New Roman"/>
@@ -16988,272 +17132,7 @@
           <w:szCs w:val="20"/>
           <w:lang w:eastAsia="es-ES"/>
         </w:rPr>
-        <w:t xml:space="preserve">    </w:t>
-      </w:r>
-      <w:proofErr w:type="spellStart"/>
-      <w:r>
-        <w:rPr>
-          <w:rFonts w:ascii="Times New Roman" w:eastAsia="Times New Roman" w:hAnsi="Times New Roman" w:cs="Times New Roman"/>
-          <w:sz w:val="24"/>
-          <w:szCs w:val="20"/>
-          <w:lang w:eastAsia="es-ES"/>
-        </w:rPr>
-        <w:t>version</w:t>
-      </w:r>
-      <w:proofErr w:type="spellEnd"/>
-      <w:r>
-        <w:rPr>
-          <w:rFonts w:ascii="Times New Roman" w:eastAsia="Times New Roman" w:hAnsi="Times New Roman" w:cs="Times New Roman"/>
-          <w:sz w:val="24"/>
-          <w:szCs w:val="20"/>
-          <w:lang w:eastAsia="es-ES"/>
-        </w:rPr>
-        <w:t>: "1.0.0",</w:t>
-      </w:r>
-    </w:p>
-    <w:p>
-      <w:pPr>
-        <w:rPr>
-          <w:rFonts w:ascii="Times New Roman" w:eastAsia="Times New Roman" w:hAnsi="Times New Roman" w:cs="Times New Roman"/>
-          <w:sz w:val="24"/>
-          <w:szCs w:val="20"/>
-          <w:lang w:eastAsia="es-ES"/>
-        </w:rPr>
-      </w:pPr>
-      <w:r>
-        <w:rPr>
-          <w:rFonts w:ascii="Times New Roman" w:eastAsia="Times New Roman" w:hAnsi="Times New Roman" w:cs="Times New Roman"/>
-          <w:sz w:val="24"/>
-          <w:szCs w:val="20"/>
-          <w:lang w:eastAsia="es-ES"/>
-        </w:rPr>
-        <w:t xml:space="preserve">    </w:t>
-      </w:r>
-      <w:proofErr w:type="spellStart"/>
-      <w:r>
-        <w:rPr>
-          <w:rFonts w:ascii="Times New Roman" w:eastAsia="Times New Roman" w:hAnsi="Times New Roman" w:cs="Times New Roman"/>
-          <w:sz w:val="24"/>
-          <w:szCs w:val="20"/>
-          <w:lang w:eastAsia="es-ES"/>
-        </w:rPr>
-        <w:t>description</w:t>
-      </w:r>
-      <w:proofErr w:type="spellEnd"/>
-      <w:r>
-        <w:rPr>
-          <w:rFonts w:ascii="Times New Roman" w:eastAsia="Times New Roman" w:hAnsi="Times New Roman" w:cs="Times New Roman"/>
-          <w:sz w:val="24"/>
-          <w:szCs w:val="20"/>
-          <w:lang w:eastAsia="es-ES"/>
-        </w:rPr>
-        <w:t>: "</w:t>
-      </w:r>
-      <w:proofErr w:type="spellStart"/>
-      <w:r>
-        <w:rPr>
-          <w:rFonts w:ascii="Times New Roman" w:eastAsia="Times New Roman" w:hAnsi="Times New Roman" w:cs="Times New Roman"/>
-          <w:sz w:val="24"/>
-          <w:szCs w:val="20"/>
-          <w:lang w:eastAsia="es-ES"/>
-        </w:rPr>
-        <w:t>Documentacion</w:t>
-      </w:r>
-      <w:proofErr w:type="spellEnd"/>
-      <w:r>
-        <w:rPr>
-          <w:rFonts w:ascii="Times New Roman" w:eastAsia="Times New Roman" w:hAnsi="Times New Roman" w:cs="Times New Roman"/>
-          <w:sz w:val="24"/>
-          <w:szCs w:val="20"/>
-          <w:lang w:eastAsia="es-ES"/>
-        </w:rPr>
-        <w:t xml:space="preserve"> de la API"</w:t>
-      </w:r>
-    </w:p>
-    <w:p>
-      <w:pPr>
-        <w:rPr>
-          <w:rFonts w:ascii="Times New Roman" w:eastAsia="Times New Roman" w:hAnsi="Times New Roman" w:cs="Times New Roman"/>
-          <w:sz w:val="24"/>
-          <w:szCs w:val="20"/>
-          <w:lang w:eastAsia="es-ES"/>
-        </w:rPr>
-      </w:pPr>
-      <w:r>
-        <w:rPr>
-          <w:rFonts w:ascii="Times New Roman" w:eastAsia="Times New Roman" w:hAnsi="Times New Roman" w:cs="Times New Roman"/>
-          <w:sz w:val="24"/>
-          <w:szCs w:val="20"/>
-          <w:lang w:eastAsia="es-ES"/>
-        </w:rPr>
-        <w:t>)]</w:t>
-      </w:r>
-    </w:p>
-    <w:p>
-      <w:pPr>
-        <w:rPr>
-          <w:rFonts w:ascii="Times New Roman" w:eastAsia="Times New Roman" w:hAnsi="Times New Roman" w:cs="Times New Roman"/>
-          <w:sz w:val="24"/>
-          <w:szCs w:val="20"/>
-          <w:lang w:eastAsia="es-ES"/>
-        </w:rPr>
-      </w:pPr>
-      <w:proofErr w:type="gramStart"/>
-      <w:r>
-        <w:rPr>
-          <w:rFonts w:ascii="Times New Roman" w:eastAsia="Times New Roman" w:hAnsi="Times New Roman" w:cs="Times New Roman"/>
-          <w:sz w:val="24"/>
-          <w:szCs w:val="20"/>
-          <w:lang w:eastAsia="es-ES"/>
-        </w:rPr>
-        <w:t>#[</w:t>
-      </w:r>
-      <w:proofErr w:type="gramEnd"/>
-      <w:r>
-        <w:rPr>
-          <w:rFonts w:ascii="Times New Roman" w:eastAsia="Times New Roman" w:hAnsi="Times New Roman" w:cs="Times New Roman"/>
-          <w:sz w:val="24"/>
-          <w:szCs w:val="20"/>
-          <w:lang w:eastAsia="es-ES"/>
-        </w:rPr>
-        <w:t>OA\Server(</w:t>
-      </w:r>
-    </w:p>
-    <w:p>
-      <w:pPr>
-        <w:rPr>
-          <w:rFonts w:ascii="Times New Roman" w:eastAsia="Times New Roman" w:hAnsi="Times New Roman" w:cs="Times New Roman"/>
-          <w:sz w:val="24"/>
-          <w:szCs w:val="20"/>
-          <w:lang w:eastAsia="es-ES"/>
-        </w:rPr>
-      </w:pPr>
-      <w:r>
-        <w:rPr>
-          <w:rFonts w:ascii="Times New Roman" w:eastAsia="Times New Roman" w:hAnsi="Times New Roman" w:cs="Times New Roman"/>
-          <w:sz w:val="24"/>
-          <w:szCs w:val="20"/>
-          <w:lang w:eastAsia="es-ES"/>
-        </w:rPr>
-        <w:t xml:space="preserve">    url: "http://localhost/maquinas-recreativas/</w:t>
-      </w:r>
-      <w:proofErr w:type="spellStart"/>
-      <w:r>
-        <w:rPr>
-          <w:rFonts w:ascii="Times New Roman" w:eastAsia="Times New Roman" w:hAnsi="Times New Roman" w:cs="Times New Roman"/>
-          <w:sz w:val="24"/>
-          <w:szCs w:val="20"/>
-          <w:lang w:eastAsia="es-ES"/>
-        </w:rPr>
-        <w:t>backend</w:t>
-      </w:r>
-      <w:proofErr w:type="spellEnd"/>
-      <w:r>
-        <w:rPr>
-          <w:rFonts w:ascii="Times New Roman" w:eastAsia="Times New Roman" w:hAnsi="Times New Roman" w:cs="Times New Roman"/>
-          <w:sz w:val="24"/>
-          <w:szCs w:val="20"/>
-          <w:lang w:eastAsia="es-ES"/>
-        </w:rPr>
-        <w:t>/</w:t>
-      </w:r>
-      <w:proofErr w:type="spellStart"/>
-      <w:r>
-        <w:rPr>
-          <w:rFonts w:ascii="Times New Roman" w:eastAsia="Times New Roman" w:hAnsi="Times New Roman" w:cs="Times New Roman"/>
-          <w:sz w:val="24"/>
-          <w:szCs w:val="20"/>
-          <w:lang w:eastAsia="es-ES"/>
-        </w:rPr>
-        <w:t>public</w:t>
-      </w:r>
-      <w:proofErr w:type="spellEnd"/>
-      <w:r>
-        <w:rPr>
-          <w:rFonts w:ascii="Times New Roman" w:eastAsia="Times New Roman" w:hAnsi="Times New Roman" w:cs="Times New Roman"/>
-          <w:sz w:val="24"/>
-          <w:szCs w:val="20"/>
-          <w:lang w:eastAsia="es-ES"/>
-        </w:rPr>
-        <w:t>",</w:t>
-      </w:r>
-    </w:p>
-    <w:p>
-      <w:pPr>
-        <w:rPr>
-          <w:rFonts w:ascii="Times New Roman" w:eastAsia="Times New Roman" w:hAnsi="Times New Roman" w:cs="Times New Roman"/>
-          <w:sz w:val="24"/>
-          <w:szCs w:val="20"/>
-          <w:lang w:eastAsia="es-ES"/>
-        </w:rPr>
-      </w:pPr>
-      <w:r>
-        <w:rPr>
-          <w:rFonts w:ascii="Times New Roman" w:eastAsia="Times New Roman" w:hAnsi="Times New Roman" w:cs="Times New Roman"/>
-          <w:sz w:val="24"/>
-          <w:szCs w:val="20"/>
-          <w:lang w:eastAsia="es-ES"/>
-        </w:rPr>
-        <w:t xml:space="preserve">    </w:t>
-      </w:r>
-      <w:proofErr w:type="spellStart"/>
-      <w:r>
-        <w:rPr>
-          <w:rFonts w:ascii="Times New Roman" w:eastAsia="Times New Roman" w:hAnsi="Times New Roman" w:cs="Times New Roman"/>
-          <w:sz w:val="24"/>
-          <w:szCs w:val="20"/>
-          <w:lang w:eastAsia="es-ES"/>
-        </w:rPr>
-        <w:t>description</w:t>
-      </w:r>
-      <w:proofErr w:type="spellEnd"/>
-      <w:r>
-        <w:rPr>
-          <w:rFonts w:ascii="Times New Roman" w:eastAsia="Times New Roman" w:hAnsi="Times New Roman" w:cs="Times New Roman"/>
-          <w:sz w:val="24"/>
-          <w:szCs w:val="20"/>
-          <w:lang w:eastAsia="es-ES"/>
-        </w:rPr>
-        <w:t>: "Servidor local"</w:t>
-      </w:r>
-    </w:p>
-    <w:p>
-      <w:pPr>
-        <w:rPr>
-          <w:rFonts w:ascii="Times New Roman" w:eastAsia="Times New Roman" w:hAnsi="Times New Roman" w:cs="Times New Roman"/>
-          <w:sz w:val="24"/>
-          <w:szCs w:val="20"/>
-          <w:lang w:eastAsia="es-ES"/>
-        </w:rPr>
-      </w:pPr>
-      <w:r>
-        <w:rPr>
-          <w:rFonts w:ascii="Times New Roman" w:eastAsia="Times New Roman" w:hAnsi="Times New Roman" w:cs="Times New Roman"/>
-          <w:sz w:val="24"/>
-          <w:szCs w:val="20"/>
-          <w:lang w:eastAsia="es-ES"/>
-        </w:rPr>
         <w:lastRenderedPageBreak/>
-        <w:t>)]</w:t>
-      </w:r>
-    </w:p>
-    <w:p>
-      <w:pPr>
-        <w:rPr>
-          <w:rFonts w:ascii="Times New Roman" w:eastAsia="Times New Roman" w:hAnsi="Times New Roman" w:cs="Times New Roman"/>
-          <w:sz w:val="24"/>
-          <w:szCs w:val="20"/>
-          <w:lang w:eastAsia="es-ES"/>
-        </w:rPr>
-      </w:pPr>
-      <w:proofErr w:type="spellStart"/>
-      <w:r>
-        <w:rPr>
-          <w:rFonts w:ascii="Times New Roman" w:eastAsia="Times New Roman" w:hAnsi="Times New Roman" w:cs="Times New Roman"/>
-          <w:sz w:val="24"/>
-          <w:szCs w:val="20"/>
-          <w:lang w:eastAsia="es-ES"/>
-        </w:rPr>
         <w:t>class</w:t>
       </w:r>
       <w:proofErr w:type="spellEnd"/>
@@ -17452,23 +17331,7 @@
           <w:rFonts w:ascii="Times New Roman" w:hAnsi="Times New Roman" w:cs="Times New Roman"/>
           <w:lang w:eastAsia="es-ES"/>
         </w:rPr>
-        <w:t> a </w:t>
-      </w:r>
-      <w:proofErr w:type="spellStart"/>
-      <w:r>
-        <w:rPr>
-          <w:rFonts w:ascii="Times New Roman" w:hAnsi="Times New Roman" w:cs="Times New Roman"/>
-          <w:lang w:eastAsia="es-ES"/>
-        </w:rPr>
-        <w:t>backend</w:t>
-      </w:r>
-      <w:proofErr w:type="spellEnd"/>
-      <w:r>
-        <w:rPr>
-          <w:rFonts w:ascii="Times New Roman" w:hAnsi="Times New Roman" w:cs="Times New Roman"/>
-          <w:lang w:eastAsia="es-ES"/>
-        </w:rPr>
-        <w:t>/</w:t>
+        <w:t> a backend/</w:t>
       </w:r>
       <w:proofErr w:type="spellStart"/>
       <w:r>
@@ -17649,15 +17512,15 @@
           <w:rFonts w:ascii="Times New Roman" w:hAnsi="Times New Roman" w:cs="Times New Roman"/>
           <w:lang w:eastAsia="es-ES"/>
         </w:rPr>
-        <w:t>Editar </w:t>
-      </w:r>
-      <w:proofErr w:type="spellStart"/>
-      <w:r>
-        <w:rPr>
-          <w:rFonts w:ascii="Times New Roman" w:hAnsi="Times New Roman" w:cs="Times New Roman"/>
-          <w:lang w:eastAsia="es-ES"/>
-        </w:rPr>
-        <w:t>backend</w:t>
+        <w:t>Editar backend/</w:t>
+      </w:r>
+      <w:proofErr w:type="spellStart"/>
+      <w:r>
+        <w:rPr>
+          <w:rFonts w:ascii="Times New Roman" w:hAnsi="Times New Roman" w:cs="Times New Roman"/>
+          <w:lang w:eastAsia="es-ES"/>
+        </w:rPr>
+        <w:t>public</w:t>
       </w:r>
       <w:proofErr w:type="spellEnd"/>
       <w:r>
@@ -17673,22 +17536,6 @@
           <w:rFonts w:ascii="Times New Roman" w:hAnsi="Times New Roman" w:cs="Times New Roman"/>
           <w:lang w:eastAsia="es-ES"/>
         </w:rPr>
-        <w:t>public</w:t>
-      </w:r>
-      <w:proofErr w:type="spellEnd"/>
-      <w:r>
-        <w:rPr>
-          <w:rFonts w:ascii="Times New Roman" w:hAnsi="Times New Roman" w:cs="Times New Roman"/>
-          <w:lang w:eastAsia="es-ES"/>
-        </w:rPr>
-        <w:t>/</w:t>
-      </w:r>
-      <w:proofErr w:type="spellStart"/>
-      <w:r>
-        <w:rPr>
-          <w:rFonts w:ascii="Times New Roman" w:hAnsi="Times New Roman" w:cs="Times New Roman"/>
-          <w:lang w:eastAsia="es-ES"/>
-        </w:rPr>
         <w:t>docs</w:t>
       </w:r>
       <w:proofErr w:type="spellEnd"/>
@@ -17773,23 +17620,7 @@
           <w:rFonts w:ascii="Times New Roman" w:hAnsi="Times New Roman" w:cs="Times New Roman"/>
           <w:lang w:eastAsia="es-ES"/>
         </w:rPr>
-        <w:t>url: "/maquinas-recreativas/</w:t>
-      </w:r>
-      <w:proofErr w:type="spellStart"/>
-      <w:r>
-        <w:rPr>
-          <w:rFonts w:ascii="Times New Roman" w:hAnsi="Times New Roman" w:cs="Times New Roman"/>
-          <w:lang w:eastAsia="es-ES"/>
-        </w:rPr>
-        <w:t>backend</w:t>
-      </w:r>
-      <w:proofErr w:type="spellEnd"/>
-      <w:r>
-        <w:rPr>
-          <w:rFonts w:ascii="Times New Roman" w:hAnsi="Times New Roman" w:cs="Times New Roman"/>
-          <w:lang w:eastAsia="es-ES"/>
-        </w:rPr>
-        <w:t>/</w:t>
+        <w:t>url: "/maquinas-recreativas/backend/</w:t>
       </w:r>
       <w:proofErr w:type="spellStart"/>
       <w:r>
@@ -18226,23 +18057,7 @@
           <w:rFonts w:ascii="Times New Roman" w:hAnsi="Times New Roman" w:cs="Times New Roman"/>
           <w:lang w:eastAsia="es-ES"/>
         </w:rPr>
-        <w:t>Asegurar que </w:t>
-      </w:r>
-      <w:proofErr w:type="spellStart"/>
-      <w:r>
-        <w:rPr>
-          <w:rFonts w:ascii="Times New Roman" w:hAnsi="Times New Roman" w:cs="Times New Roman"/>
-          <w:lang w:eastAsia="es-ES"/>
-        </w:rPr>
-        <w:t>backend</w:t>
-      </w:r>
-      <w:proofErr w:type="spellEnd"/>
-      <w:r>
-        <w:rPr>
-          <w:rFonts w:ascii="Times New Roman" w:hAnsi="Times New Roman" w:cs="Times New Roman"/>
-          <w:lang w:eastAsia="es-ES"/>
-        </w:rPr>
-        <w:t>/</w:t>
+        <w:t>Asegurar que backend/</w:t>
       </w:r>
       <w:proofErr w:type="spellStart"/>
       <w:r>
@@ -18311,19 +18126,8 @@
           <w:szCs w:val="20"/>
           <w:lang w:eastAsia="es-ES"/>
         </w:rPr>
-        <w:t xml:space="preserve"># Ir al directorio del </w:t>
-      </w:r>
-      <w:proofErr w:type="spellStart"/>
-      <w:r>
-        <w:rPr>
-          <w:rFonts w:ascii="Times New Roman" w:eastAsia="Times New Roman" w:hAnsi="Times New Roman" w:cs="Times New Roman"/>
-          <w:sz w:val="24"/>
-          <w:szCs w:val="20"/>
-          <w:lang w:eastAsia="es-ES"/>
-        </w:rPr>
-        <w:t>backend</w:t>
-      </w:r>
-      <w:proofErr w:type="spellEnd"/>
+        <w:t># Ir al directorio del backend</w:t>
+      </w:r>
     </w:p>
     <w:p>
       <w:pPr>
@@ -19601,9 +19405,8 @@
           <w:highlight w:val="yellow"/>
           <w:lang w:eastAsia="es-ES"/>
         </w:rPr>
-        <w:t xml:space="preserve">(requiere servidor </w:t>
-      </w:r>
-      <w:proofErr w:type="spellStart"/>
+        <w:t>(requiere servidor backend corriendo</w:t>
+      </w:r>
       <w:r>
         <w:rPr>
           <w:rFonts w:ascii="Times New Roman" w:eastAsia="Times New Roman" w:hAnsi="Times New Roman" w:cs="Times New Roman"/>
@@ -19612,9 +19415,8 @@
           <w:highlight w:val="yellow"/>
           <w:lang w:eastAsia="es-ES"/>
         </w:rPr>
-        <w:t>backend</w:t>
-      </w:r>
-      <w:proofErr w:type="spellEnd"/>
+        <w:t xml:space="preserve"> en localhost:8000 en otra terminal</w:t>
+      </w:r>
       <w:r>
         <w:rPr>
           <w:rFonts w:ascii="Times New Roman" w:eastAsia="Times New Roman" w:hAnsi="Times New Roman" w:cs="Times New Roman"/>
@@ -19623,188 +19425,146 @@
           <w:highlight w:val="yellow"/>
           <w:lang w:eastAsia="es-ES"/>
         </w:rPr>
-        <w:t xml:space="preserve"> corriendo</w:t>
-      </w:r>
-      <w:r>
+        <w:t>)</w:t>
+      </w:r>
+    </w:p>
+    <w:p>
+      <w:pPr>
         <w:rPr>
           <w:rFonts w:ascii="Times New Roman" w:eastAsia="Times New Roman" w:hAnsi="Times New Roman" w:cs="Times New Roman"/>
           <w:sz w:val="24"/>
           <w:szCs w:val="20"/>
+          <w:lang w:eastAsia="es-ES"/>
+        </w:rPr>
+      </w:pPr>
+      <w:r>
+        <w:rPr>
+          <w:rFonts w:ascii="Times New Roman" w:eastAsia="Times New Roman" w:hAnsi="Times New Roman" w:cs="Times New Roman"/>
+          <w:sz w:val="24"/>
+          <w:szCs w:val="20"/>
+          <w:lang w:eastAsia="es-ES"/>
+        </w:rPr>
+        <w:t xml:space="preserve">cd </w:t>
+      </w:r>
+      <w:proofErr w:type="spellStart"/>
+      <w:r>
+        <w:rPr>
+          <w:rFonts w:ascii="Times New Roman" w:eastAsia="Times New Roman" w:hAnsi="Times New Roman" w:cs="Times New Roman"/>
+          <w:sz w:val="24"/>
+          <w:szCs w:val="20"/>
+          <w:lang w:eastAsia="es-ES"/>
+        </w:rPr>
+        <w:t>tests</w:t>
+      </w:r>
+      <w:proofErr w:type="spellEnd"/>
+      <w:r>
+        <w:rPr>
+          <w:rFonts w:ascii="Times New Roman" w:eastAsia="Times New Roman" w:hAnsi="Times New Roman" w:cs="Times New Roman"/>
+          <w:sz w:val="24"/>
+          <w:szCs w:val="20"/>
+          <w:lang w:eastAsia="es-ES"/>
+        </w:rPr>
+        <w:t>/</w:t>
+      </w:r>
+      <w:proofErr w:type="spellStart"/>
+      <w:r>
+        <w:rPr>
+          <w:rFonts w:ascii="Times New Roman" w:eastAsia="Times New Roman" w:hAnsi="Times New Roman" w:cs="Times New Roman"/>
+          <w:sz w:val="24"/>
+          <w:szCs w:val="20"/>
+          <w:lang w:eastAsia="es-ES"/>
+        </w:rPr>
+        <w:t>Functional</w:t>
+      </w:r>
+      <w:proofErr w:type="spellEnd"/>
+    </w:p>
+    <w:p>
+      <w:pPr>
+        <w:rPr>
+          <w:rFonts w:ascii="Times New Roman" w:eastAsia="Times New Roman" w:hAnsi="Times New Roman" w:cs="Times New Roman"/>
+          <w:sz w:val="24"/>
+          <w:szCs w:val="20"/>
+          <w:lang w:eastAsia="es-ES"/>
+        </w:rPr>
+      </w:pPr>
+      <w:proofErr w:type="spellStart"/>
+      <w:r>
+        <w:rPr>
+          <w:rFonts w:ascii="Times New Roman" w:eastAsia="Times New Roman" w:hAnsi="Times New Roman" w:cs="Times New Roman"/>
+          <w:sz w:val="24"/>
+          <w:szCs w:val="20"/>
+          <w:lang w:eastAsia="es-ES"/>
+        </w:rPr>
+        <w:t>php</w:t>
+      </w:r>
+      <w:proofErr w:type="spellEnd"/>
+      <w:r>
+        <w:rPr>
+          <w:rFonts w:ascii="Times New Roman" w:eastAsia="Times New Roman" w:hAnsi="Times New Roman" w:cs="Times New Roman"/>
+          <w:sz w:val="24"/>
+          <w:szCs w:val="20"/>
+          <w:lang w:eastAsia="es-ES"/>
+        </w:rPr>
+        <w:t xml:space="preserve"> </w:t>
+      </w:r>
+      <w:proofErr w:type="spellStart"/>
+      <w:r>
+        <w:rPr>
+          <w:rFonts w:ascii="Times New Roman" w:eastAsia="Times New Roman" w:hAnsi="Times New Roman" w:cs="Times New Roman"/>
+          <w:sz w:val="24"/>
+          <w:szCs w:val="20"/>
+          <w:lang w:eastAsia="es-ES"/>
+        </w:rPr>
+        <w:t>run_tests.php</w:t>
+      </w:r>
+      <w:proofErr w:type="spellEnd"/>
+    </w:p>
+    <w:p>
+      <w:pPr>
+        <w:rPr>
+          <w:rFonts w:ascii="Times New Roman" w:eastAsia="Times New Roman" w:hAnsi="Times New Roman" w:cs="Times New Roman"/>
+          <w:sz w:val="24"/>
+          <w:szCs w:val="20"/>
+          <w:lang w:eastAsia="es-ES"/>
+        </w:rPr>
+      </w:pPr>
+    </w:p>
+    <w:p>
+      <w:pPr>
+        <w:rPr>
+          <w:rFonts w:ascii="Times New Roman" w:eastAsia="Times New Roman" w:hAnsi="Times New Roman" w:cs="Times New Roman"/>
+          <w:sz w:val="24"/>
+          <w:szCs w:val="20"/>
+          <w:lang w:eastAsia="es-ES"/>
+        </w:rPr>
+      </w:pPr>
+      <w:r>
+        <w:rPr>
+          <w:rFonts w:ascii="Times New Roman" w:eastAsia="Times New Roman" w:hAnsi="Times New Roman" w:cs="Times New Roman"/>
+          <w:sz w:val="24"/>
+          <w:szCs w:val="20"/>
+          <w:lang w:eastAsia="es-ES"/>
+        </w:rPr>
+        <w:t># Ejecutar prueba de seguridad completa</w:t>
+      </w:r>
+      <w:r>
+        <w:rPr>
+          <w:rFonts w:ascii="Times New Roman" w:eastAsia="Times New Roman" w:hAnsi="Times New Roman" w:cs="Times New Roman"/>
+          <w:sz w:val="24"/>
+          <w:szCs w:val="20"/>
+          <w:lang w:eastAsia="es-ES"/>
+        </w:rPr>
+        <w:t xml:space="preserve"> </w:t>
+      </w:r>
+      <w:r>
+        <w:rPr>
+          <w:rFonts w:ascii="Times New Roman" w:eastAsia="Times New Roman" w:hAnsi="Times New Roman" w:cs="Times New Roman"/>
+          <w:sz w:val="24"/>
+          <w:szCs w:val="20"/>
           <w:highlight w:val="yellow"/>
           <w:lang w:eastAsia="es-ES"/>
         </w:rPr>
-        <w:t xml:space="preserve"> en localhost:8000 en otra terminal</w:t>
-      </w:r>
-      <w:r>
-        <w:rPr>
-          <w:rFonts w:ascii="Times New Roman" w:eastAsia="Times New Roman" w:hAnsi="Times New Roman" w:cs="Times New Roman"/>
-          <w:sz w:val="24"/>
-          <w:szCs w:val="20"/>
-          <w:highlight w:val="yellow"/>
-          <w:lang w:eastAsia="es-ES"/>
-        </w:rPr>
-        <w:t>)</w:t>
-      </w:r>
-    </w:p>
-    <w:p>
-      <w:pPr>
-        <w:rPr>
-          <w:rFonts w:ascii="Times New Roman" w:eastAsia="Times New Roman" w:hAnsi="Times New Roman" w:cs="Times New Roman"/>
-          <w:sz w:val="24"/>
-          <w:szCs w:val="20"/>
-          <w:lang w:eastAsia="es-ES"/>
-        </w:rPr>
-      </w:pPr>
-      <w:r>
-        <w:rPr>
-          <w:rFonts w:ascii="Times New Roman" w:eastAsia="Times New Roman" w:hAnsi="Times New Roman" w:cs="Times New Roman"/>
-          <w:sz w:val="24"/>
-          <w:szCs w:val="20"/>
-          <w:lang w:eastAsia="es-ES"/>
-        </w:rPr>
-        <w:t xml:space="preserve">cd </w:t>
-      </w:r>
-      <w:proofErr w:type="spellStart"/>
-      <w:r>
-        <w:rPr>
-          <w:rFonts w:ascii="Times New Roman" w:eastAsia="Times New Roman" w:hAnsi="Times New Roman" w:cs="Times New Roman"/>
-          <w:sz w:val="24"/>
-          <w:szCs w:val="20"/>
-          <w:lang w:eastAsia="es-ES"/>
-        </w:rPr>
-        <w:t>tests</w:t>
-      </w:r>
-      <w:proofErr w:type="spellEnd"/>
-      <w:r>
-        <w:rPr>
-          <w:rFonts w:ascii="Times New Roman" w:eastAsia="Times New Roman" w:hAnsi="Times New Roman" w:cs="Times New Roman"/>
-          <w:sz w:val="24"/>
-          <w:szCs w:val="20"/>
-          <w:lang w:eastAsia="es-ES"/>
-        </w:rPr>
-        <w:t>/</w:t>
-      </w:r>
-      <w:proofErr w:type="spellStart"/>
-      <w:r>
-        <w:rPr>
-          <w:rFonts w:ascii="Times New Roman" w:eastAsia="Times New Roman" w:hAnsi="Times New Roman" w:cs="Times New Roman"/>
-          <w:sz w:val="24"/>
-          <w:szCs w:val="20"/>
-          <w:lang w:eastAsia="es-ES"/>
-        </w:rPr>
-        <w:t>Functional</w:t>
-      </w:r>
-      <w:proofErr w:type="spellEnd"/>
-    </w:p>
-    <w:p>
-      <w:pPr>
-        <w:rPr>
-          <w:rFonts w:ascii="Times New Roman" w:eastAsia="Times New Roman" w:hAnsi="Times New Roman" w:cs="Times New Roman"/>
-          <w:sz w:val="24"/>
-          <w:szCs w:val="20"/>
-          <w:lang w:eastAsia="es-ES"/>
-        </w:rPr>
-      </w:pPr>
-      <w:proofErr w:type="spellStart"/>
-      <w:r>
-        <w:rPr>
-          <w:rFonts w:ascii="Times New Roman" w:eastAsia="Times New Roman" w:hAnsi="Times New Roman" w:cs="Times New Roman"/>
-          <w:sz w:val="24"/>
-          <w:szCs w:val="20"/>
-          <w:lang w:eastAsia="es-ES"/>
-        </w:rPr>
-        <w:t>php</w:t>
-      </w:r>
-      <w:proofErr w:type="spellEnd"/>
-      <w:r>
-        <w:rPr>
-          <w:rFonts w:ascii="Times New Roman" w:eastAsia="Times New Roman" w:hAnsi="Times New Roman" w:cs="Times New Roman"/>
-          <w:sz w:val="24"/>
-          <w:szCs w:val="20"/>
-          <w:lang w:eastAsia="es-ES"/>
-        </w:rPr>
-        <w:t xml:space="preserve"> </w:t>
-      </w:r>
-      <w:proofErr w:type="spellStart"/>
-      <w:r>
-        <w:rPr>
-          <w:rFonts w:ascii="Times New Roman" w:eastAsia="Times New Roman" w:hAnsi="Times New Roman" w:cs="Times New Roman"/>
-          <w:sz w:val="24"/>
-          <w:szCs w:val="20"/>
-          <w:lang w:eastAsia="es-ES"/>
-        </w:rPr>
-        <w:t>run_tests.php</w:t>
-      </w:r>
-      <w:proofErr w:type="spellEnd"/>
-    </w:p>
-    <w:p>
-      <w:pPr>
-        <w:rPr>
-          <w:rFonts w:ascii="Times New Roman" w:eastAsia="Times New Roman" w:hAnsi="Times New Roman" w:cs="Times New Roman"/>
-          <w:sz w:val="24"/>
-          <w:szCs w:val="20"/>
-          <w:lang w:eastAsia="es-ES"/>
-        </w:rPr>
-      </w:pPr>
-    </w:p>
-    <w:p>
-      <w:pPr>
-        <w:rPr>
-          <w:rFonts w:ascii="Times New Roman" w:eastAsia="Times New Roman" w:hAnsi="Times New Roman" w:cs="Times New Roman"/>
-          <w:sz w:val="24"/>
-          <w:szCs w:val="20"/>
-          <w:lang w:eastAsia="es-ES"/>
-        </w:rPr>
-      </w:pPr>
-      <w:r>
-        <w:rPr>
-          <w:rFonts w:ascii="Times New Roman" w:eastAsia="Times New Roman" w:hAnsi="Times New Roman" w:cs="Times New Roman"/>
-          <w:sz w:val="24"/>
-          <w:szCs w:val="20"/>
-          <w:lang w:eastAsia="es-ES"/>
-        </w:rPr>
-        <w:t># Ejecutar prueba de seguridad completa</w:t>
-      </w:r>
-      <w:r>
-        <w:rPr>
-          <w:rFonts w:ascii="Times New Roman" w:eastAsia="Times New Roman" w:hAnsi="Times New Roman" w:cs="Times New Roman"/>
-          <w:sz w:val="24"/>
-          <w:szCs w:val="20"/>
-          <w:lang w:eastAsia="es-ES"/>
-        </w:rPr>
-        <w:t xml:space="preserve"> </w:t>
-      </w:r>
-      <w:r>
-        <w:rPr>
-          <w:rFonts w:ascii="Times New Roman" w:eastAsia="Times New Roman" w:hAnsi="Times New Roman" w:cs="Times New Roman"/>
-          <w:sz w:val="24"/>
-          <w:szCs w:val="20"/>
-          <w:highlight w:val="yellow"/>
-          <w:lang w:eastAsia="es-ES"/>
-        </w:rPr>
-        <w:t xml:space="preserve">(requiere servidor </w:t>
-      </w:r>
-      <w:proofErr w:type="spellStart"/>
-      <w:r>
-        <w:rPr>
-          <w:rFonts w:ascii="Times New Roman" w:eastAsia="Times New Roman" w:hAnsi="Times New Roman" w:cs="Times New Roman"/>
-          <w:sz w:val="24"/>
-          <w:szCs w:val="20"/>
-          <w:highlight w:val="yellow"/>
-          <w:lang w:eastAsia="es-ES"/>
-        </w:rPr>
-        <w:t>backend</w:t>
-      </w:r>
-      <w:proofErr w:type="spellEnd"/>
-      <w:r>
-        <w:rPr>
-          <w:rFonts w:ascii="Times New Roman" w:eastAsia="Times New Roman" w:hAnsi="Times New Roman" w:cs="Times New Roman"/>
-          <w:sz w:val="24"/>
-          <w:szCs w:val="20"/>
-          <w:highlight w:val="yellow"/>
-          <w:lang w:eastAsia="es-ES"/>
-        </w:rPr>
-        <w:t xml:space="preserve"> corriendo en localhost:8000 en otra terminal)</w:t>
+        <w:t>(requiere servidor backend corriendo en localhost:8000 en otra terminal)</w:t>
       </w:r>
     </w:p>
     <w:p>
@@ -19933,29 +19693,7 @@
           <w:highlight w:val="yellow"/>
           <w:lang w:eastAsia="es-ES"/>
         </w:rPr>
-        <w:t xml:space="preserve">(requiere servidor </w:t>
-      </w:r>
-      <w:proofErr w:type="spellStart"/>
-      <w:r>
-        <w:rPr>
-          <w:rFonts w:ascii="Times New Roman" w:eastAsia="Times New Roman" w:hAnsi="Times New Roman" w:cs="Times New Roman"/>
-          <w:sz w:val="24"/>
-          <w:szCs w:val="20"/>
-          <w:highlight w:val="yellow"/>
-          <w:lang w:eastAsia="es-ES"/>
-        </w:rPr>
-        <w:t>backend</w:t>
-      </w:r>
-      <w:proofErr w:type="spellEnd"/>
-      <w:r>
-        <w:rPr>
-          <w:rFonts w:ascii="Times New Roman" w:eastAsia="Times New Roman" w:hAnsi="Times New Roman" w:cs="Times New Roman"/>
-          <w:sz w:val="24"/>
-          <w:szCs w:val="20"/>
-          <w:highlight w:val="yellow"/>
-          <w:lang w:eastAsia="es-ES"/>
-        </w:rPr>
-        <w:t xml:space="preserve"> corriendo en localhost:8000 en otra terminal)</w:t>
+        <w:t>(requiere servidor backend corriendo en localhost:8000 en otra terminal)</w:t>
       </w:r>
     </w:p>
     <w:p>
@@ -21909,21 +21647,12 @@
           <w:lang w:eastAsia="es-ES"/>
         </w:rPr>
       </w:pPr>
-      <w:proofErr w:type="spellStart"/>
-      <w:r>
-        <w:rPr>
-          <w:rFonts w:ascii="Times New Roman" w:hAnsi="Times New Roman" w:cs="Times New Roman"/>
-          <w:lang w:eastAsia="es-ES"/>
-        </w:rPr>
-        <w:t>Check</w:t>
-      </w:r>
-      <w:proofErr w:type="spellEnd"/>
-      <w:r>
-        <w:rPr>
-          <w:rFonts w:ascii="Times New Roman" w:hAnsi="Times New Roman" w:cs="Times New Roman"/>
-          <w:lang w:eastAsia="es-ES"/>
-        </w:rPr>
-        <w:t xml:space="preserve"> </w:t>
+      <w:r>
+        <w:rPr>
+          <w:rFonts w:ascii="Times New Roman" w:hAnsi="Times New Roman" w:cs="Times New Roman"/>
+          <w:lang w:eastAsia="es-ES"/>
+        </w:rPr>
+        <w:t xml:space="preserve">Check </w:t>
       </w:r>
       <w:proofErr w:type="spellStart"/>
       <w:r>
@@ -22045,21 +21774,12 @@
           <w:lang w:eastAsia="es-ES"/>
         </w:rPr>
       </w:pPr>
-      <w:proofErr w:type="spellStart"/>
-      <w:r>
-        <w:rPr>
-          <w:rFonts w:ascii="Times New Roman" w:hAnsi="Times New Roman" w:cs="Times New Roman"/>
-          <w:lang w:eastAsia="es-ES"/>
-        </w:rPr>
-        <w:t>Check</w:t>
-      </w:r>
-      <w:proofErr w:type="spellEnd"/>
-      <w:r>
-        <w:rPr>
-          <w:rFonts w:ascii="Times New Roman" w:hAnsi="Times New Roman" w:cs="Times New Roman"/>
-          <w:lang w:eastAsia="es-ES"/>
-        </w:rPr>
-        <w:t xml:space="preserve"> </w:t>
+      <w:r>
+        <w:rPr>
+          <w:rFonts w:ascii="Times New Roman" w:hAnsi="Times New Roman" w:cs="Times New Roman"/>
+          <w:lang w:eastAsia="es-ES"/>
+        </w:rPr>
+        <w:t xml:space="preserve">Check </w:t>
       </w:r>
       <w:proofErr w:type="spellStart"/>
       <w:r>
@@ -22437,23 +22157,7 @@
           <w:rFonts w:ascii="Times New Roman" w:hAnsi="Times New Roman" w:cs="Times New Roman"/>
           <w:lang w:eastAsia="es-ES"/>
         </w:rPr>
-        <w:t xml:space="preserve"># 2. Guardar en </w:t>
-      </w:r>
-      <w:proofErr w:type="spellStart"/>
-      <w:r>
-        <w:rPr>
-          <w:rFonts w:ascii="Times New Roman" w:hAnsi="Times New Roman" w:cs="Times New Roman"/>
-          <w:lang w:eastAsia="es-ES"/>
-        </w:rPr>
-        <w:t>backend</w:t>
-      </w:r>
-      <w:proofErr w:type="spellEnd"/>
-      <w:r>
-        <w:rPr>
-          <w:rFonts w:ascii="Times New Roman" w:hAnsi="Times New Roman" w:cs="Times New Roman"/>
-          <w:lang w:eastAsia="es-ES"/>
-        </w:rPr>
-        <w:t>/</w:t>
+        <w:t># 2. Guardar en backend/</w:t>
       </w:r>
       <w:proofErr w:type="spellStart"/>
       <w:r>
@@ -23347,18 +23051,9 @@
           <w:rFonts w:ascii="Times New Roman" w:hAnsi="Times New Roman" w:cs="Times New Roman"/>
           <w:lang w:eastAsia="es-ES"/>
         </w:rPr>
-        <w:t xml:space="preserve">11.1 Verificar </w:t>
-      </w:r>
-      <w:proofErr w:type="spellStart"/>
-      <w:r>
-        <w:rPr>
-          <w:rFonts w:ascii="Times New Roman" w:hAnsi="Times New Roman" w:cs="Times New Roman"/>
-          <w:lang w:eastAsia="es-ES"/>
-        </w:rPr>
-        <w:t>backend</w:t>
+        <w:t>11.1 Verificar backend</w:t>
       </w:r>
       <w:bookmarkEnd w:id="49"/>
-      <w:proofErr w:type="spellEnd"/>
     </w:p>
     <w:p>
       <w:pPr>
@@ -25516,23 +25211,7 @@
           <w:rFonts w:ascii="Times New Roman" w:hAnsi="Times New Roman" w:cs="Times New Roman"/>
           <w:lang w:eastAsia="es-ES"/>
         </w:rPr>
-        <w:t>Verificar archivo </w:t>
-      </w:r>
-      <w:proofErr w:type="spellStart"/>
-      <w:r>
-        <w:rPr>
-          <w:rFonts w:ascii="Times New Roman" w:hAnsi="Times New Roman" w:cs="Times New Roman"/>
-          <w:lang w:eastAsia="es-ES"/>
-        </w:rPr>
-        <w:t>backend</w:t>
-      </w:r>
-      <w:proofErr w:type="spellEnd"/>
-      <w:r>
-        <w:rPr>
-          <w:rFonts w:ascii="Times New Roman" w:hAnsi="Times New Roman" w:cs="Times New Roman"/>
-          <w:lang w:eastAsia="es-ES"/>
-        </w:rPr>
-        <w:t>/Bootstrap/</w:t>
+        <w:t>Verificar archivo backend/Bootstrap/</w:t>
       </w:r>
       <w:proofErr w:type="spellStart"/>
       <w:r>
@@ -25761,7 +25440,6 @@
           <w:lang w:eastAsia="es-ES"/>
         </w:rPr>
       </w:pPr>
-      <w:proofErr w:type="spellStart"/>
       <w:r>
         <w:rPr>
           <w:rFonts w:ascii="Times New Roman" w:hAnsi="Times New Roman" w:cs="Times New Roman"/>
@@ -25769,7 +25447,6 @@
         </w:rPr>
         <w:t>backend</w:t>
       </w:r>
-      <w:proofErr w:type="spellEnd"/>
       <w:proofErr w:type="gramStart"/>
       <w:r>
         <w:rPr>
@@ -25800,21 +25477,12 @@
           <w:lang w:eastAsia="es-ES"/>
         </w:rPr>
       </w:pPr>
-      <w:proofErr w:type="spellStart"/>
-      <w:r>
-        <w:rPr>
-          <w:rFonts w:ascii="Times New Roman" w:hAnsi="Times New Roman" w:cs="Times New Roman"/>
-          <w:lang w:eastAsia="es-ES"/>
-        </w:rPr>
-        <w:t>backend</w:t>
-      </w:r>
-      <w:proofErr w:type="spellEnd"/>
-      <w:r>
-        <w:rPr>
-          <w:rFonts w:ascii="Times New Roman" w:hAnsi="Times New Roman" w:cs="Times New Roman"/>
-          <w:lang w:eastAsia="es-ES"/>
-        </w:rPr>
-        <w:t>/</w:t>
+      <w:r>
+        <w:rPr>
+          <w:rFonts w:ascii="Times New Roman" w:hAnsi="Times New Roman" w:cs="Times New Roman"/>
+          <w:lang w:eastAsia="es-ES"/>
+        </w:rPr>
+        <w:t>backend/</w:t>
       </w:r>
       <w:proofErr w:type="spellStart"/>
       <w:r>
@@ -25853,21 +25521,12 @@
           <w:lang w:eastAsia="es-ES"/>
         </w:rPr>
       </w:pPr>
-      <w:proofErr w:type="spellStart"/>
-      <w:r>
-        <w:rPr>
-          <w:rFonts w:ascii="Times New Roman" w:hAnsi="Times New Roman" w:cs="Times New Roman"/>
-          <w:lang w:eastAsia="es-ES"/>
-        </w:rPr>
-        <w:t>backend</w:t>
-      </w:r>
-      <w:proofErr w:type="spellEnd"/>
-      <w:r>
-        <w:rPr>
-          <w:rFonts w:ascii="Times New Roman" w:hAnsi="Times New Roman" w:cs="Times New Roman"/>
-          <w:lang w:eastAsia="es-ES"/>
-        </w:rPr>
-        <w:t>/</w:t>
+      <w:r>
+        <w:rPr>
+          <w:rFonts w:ascii="Times New Roman" w:hAnsi="Times New Roman" w:cs="Times New Roman"/>
+          <w:lang w:eastAsia="es-ES"/>
+        </w:rPr>
+        <w:t>backend/</w:t>
       </w:r>
       <w:proofErr w:type="spellStart"/>
       <w:r>
@@ -25906,21 +25565,12 @@
           <w:lang w:eastAsia="es-ES"/>
         </w:rPr>
       </w:pPr>
-      <w:proofErr w:type="spellStart"/>
-      <w:r>
-        <w:rPr>
-          <w:rFonts w:ascii="Times New Roman" w:hAnsi="Times New Roman" w:cs="Times New Roman"/>
-          <w:lang w:eastAsia="es-ES"/>
-        </w:rPr>
-        <w:t>backend</w:t>
-      </w:r>
-      <w:proofErr w:type="spellEnd"/>
-      <w:r>
-        <w:rPr>
-          <w:rFonts w:ascii="Times New Roman" w:hAnsi="Times New Roman" w:cs="Times New Roman"/>
-          <w:lang w:eastAsia="es-ES"/>
-        </w:rPr>
-        <w:t>/</w:t>
+      <w:r>
+        <w:rPr>
+          <w:rFonts w:ascii="Times New Roman" w:hAnsi="Times New Roman" w:cs="Times New Roman"/>
+          <w:lang w:eastAsia="es-ES"/>
+        </w:rPr>
+        <w:t>backend/</w:t>
       </w:r>
       <w:proofErr w:type="spellStart"/>
       <w:r>
@@ -26582,23 +26232,7 @@
                 <w:rFonts w:ascii="Times New Roman" w:hAnsi="Times New Roman" w:cs="Times New Roman"/>
                 <w:lang w:eastAsia="es-ES"/>
               </w:rPr>
-              <w:t xml:space="preserve">Iniciar </w:t>
-            </w:r>
-            <w:proofErr w:type="spellStart"/>
-            <w:r>
-              <w:rPr>
-                <w:rFonts w:ascii="Times New Roman" w:hAnsi="Times New Roman" w:cs="Times New Roman"/>
-                <w:lang w:eastAsia="es-ES"/>
-              </w:rPr>
-              <w:t>backend</w:t>
-            </w:r>
-            <w:proofErr w:type="spellEnd"/>
-            <w:r>
-              <w:rPr>
-                <w:rFonts w:ascii="Times New Roman" w:hAnsi="Times New Roman" w:cs="Times New Roman"/>
-                <w:lang w:eastAsia="es-ES"/>
-              </w:rPr>
-              <w:t xml:space="preserve"> (PHP server)</w:t>
+              <w:t>Iniciar backend (PHP server)</w:t>
             </w:r>
           </w:p>
         </w:tc>
@@ -28023,23 +27657,7 @@
           <w:rFonts w:ascii="Times New Roman" w:hAnsi="Times New Roman" w:cs="Times New Roman"/>
           <w:lang w:eastAsia="es-ES"/>
         </w:rPr>
-        <w:t>: Los logs del sistema se guardan en </w:t>
-      </w:r>
-      <w:proofErr w:type="spellStart"/>
-      <w:r>
-        <w:rPr>
-          <w:rFonts w:ascii="Times New Roman" w:hAnsi="Times New Roman" w:cs="Times New Roman"/>
-          <w:lang w:eastAsia="es-ES"/>
-        </w:rPr>
-        <w:t>backend</w:t>
-      </w:r>
-      <w:proofErr w:type="spellEnd"/>
-      <w:r>
-        <w:rPr>
-          <w:rFonts w:ascii="Times New Roman" w:hAnsi="Times New Roman" w:cs="Times New Roman"/>
-          <w:lang w:eastAsia="es-ES"/>
-        </w:rPr>
-        <w:t>/Storage/Logs/.</w:t>
+        <w:t>: Los logs del sistema se guardan en backend/Storage/Logs/.</w:t>
       </w:r>
     </w:p>
     <w:p>
